--- a/public/2026/seq06/FICHE_S6-A03_Scratch2_5eme.docx
+++ b/public/2026/seq06/FICHE_S6-A03_Scratch2_5eme.docx
@@ -279,7 +279,7 @@
     </w:tbl>
     <w:p>
       <w:pPr>
-        <w:spacing w:after="60"/>
+        <w:spacing w:after="96"/>
       </w:pPr>
     </w:p>
     <w:tbl>
@@ -329,8 +329,8 @@
                 <w:bCs/>
                 <w:i w:val="false"/>
                 <w:iCs w:val="false"/>
-                <w:sz w:val="16"/>
-                <w:szCs w:val="16"/>
+                <w:sz w:val="24"/>
+                <w:szCs w:val="24"/>
               </w:rPr>
               <w:t xml:space="preserve">Nom : </w:t>
             </w:r>
@@ -341,10 +341,10 @@
                 <w:bCs w:val="false"/>
                 <w:i w:val="false"/>
                 <w:iCs w:val="false"/>
-                <w:sz w:val="16"/>
-                <w:szCs w:val="16"/>
-              </w:rPr>
-              <w:t xml:space="preserve">....................................</w:t>
+                <w:sz w:val="24"/>
+                <w:szCs w:val="24"/>
+              </w:rPr>
+              <w:t xml:space="preserve">...................</w:t>
             </w:r>
           </w:p>
         </w:tc>
@@ -376,8 +376,8 @@
                 <w:bCs/>
                 <w:i w:val="false"/>
                 <w:iCs w:val="false"/>
-                <w:sz w:val="16"/>
-                <w:szCs w:val="16"/>
+                <w:sz w:val="24"/>
+                <w:szCs w:val="24"/>
               </w:rPr>
               <w:t xml:space="preserve">Prénom : </w:t>
             </w:r>
@@ -388,10 +388,10 @@
                 <w:bCs w:val="false"/>
                 <w:i w:val="false"/>
                 <w:iCs w:val="false"/>
-                <w:sz w:val="16"/>
-                <w:szCs w:val="16"/>
-              </w:rPr>
-              <w:t xml:space="preserve">...............................</w:t>
+                <w:sz w:val="24"/>
+                <w:szCs w:val="24"/>
+              </w:rPr>
+              <w:t xml:space="preserve">................</w:t>
             </w:r>
           </w:p>
         </w:tc>
@@ -423,8 +423,8 @@
                 <w:bCs/>
                 <w:i w:val="false"/>
                 <w:iCs w:val="false"/>
-                <w:sz w:val="16"/>
-                <w:szCs w:val="16"/>
+                <w:sz w:val="24"/>
+                <w:szCs w:val="24"/>
               </w:rPr>
               <w:t xml:space="preserve">Classe : </w:t>
             </w:r>
@@ -435,10 +435,10 @@
                 <w:bCs w:val="false"/>
                 <w:i w:val="false"/>
                 <w:iCs w:val="false"/>
-                <w:sz w:val="16"/>
-                <w:szCs w:val="16"/>
-              </w:rPr>
-              <w:t xml:space="preserve">..........</w:t>
+                <w:sz w:val="24"/>
+                <w:szCs w:val="24"/>
+              </w:rPr>
+              <w:t xml:space="preserve">......</w:t>
             </w:r>
           </w:p>
         </w:tc>
@@ -470,8 +470,8 @@
                 <w:bCs/>
                 <w:i w:val="false"/>
                 <w:iCs w:val="false"/>
-                <w:sz w:val="16"/>
-                <w:szCs w:val="16"/>
+                <w:sz w:val="24"/>
+                <w:szCs w:val="24"/>
               </w:rPr>
               <w:t xml:space="preserve">Maison : </w:t>
             </w:r>
@@ -482,10 +482,10 @@
                 <w:bCs w:val="false"/>
                 <w:i w:val="false"/>
                 <w:iCs w:val="false"/>
-                <w:sz w:val="16"/>
-                <w:szCs w:val="16"/>
-              </w:rPr>
-              <w:t xml:space="preserve">................</w:t>
+                <w:sz w:val="24"/>
+                <w:szCs w:val="24"/>
+              </w:rPr>
+              <w:t xml:space="preserve">......</w:t>
             </w:r>
           </w:p>
         </w:tc>
@@ -493,7 +493,7 @@
     </w:tbl>
     <w:p>
       <w:pPr>
-        <w:spacing w:after="80"/>
+        <w:spacing w:after="128"/>
       </w:pPr>
     </w:p>
     <w:tbl>
@@ -542,8 +542,8 @@
                 <w:bCs/>
                 <w:i w:val="false"/>
                 <w:iCs w:val="false"/>
-                <w:sz w:val="24"/>
-                <w:szCs w:val="24"/>
+                <w:sz w:val="32"/>
+                <w:szCs w:val="32"/>
               </w:rPr>
               <w:t xml:space="preserve">SCRATCH (2) : VARIABLES ET ÉVÉNEMENTS</w:t>
             </w:r>
@@ -553,7 +553,7 @@
     </w:tbl>
     <w:p>
       <w:pPr>
-        <w:spacing w:after="80"/>
+        <w:spacing w:after="128"/>
       </w:pPr>
     </w:p>
     <w:tbl>
@@ -591,17 +591,17 @@
           </w:tcPr>
           <w:p>
             <w:pPr>
-              <w:spacing w:after="30"/>
-            </w:pPr>
-            <w:r>
-              <w:rPr>
-                <w:rFonts w:ascii="Arial" w:cs="Arial" w:eastAsia="Arial" w:hAnsi="Arial"/>
-                <w:b w:val="false"/>
-                <w:bCs w:val="false"/>
-                <w:i w:val="false"/>
-                <w:iCs w:val="false"/>
-                <w:sz w:val="18"/>
-                <w:szCs w:val="18"/>
+              <w:spacing w:after="48"/>
+            </w:pPr>
+            <w:r>
+              <w:rPr>
+                <w:rFonts w:ascii="Arial" w:cs="Arial" w:eastAsia="Arial" w:hAnsi="Arial"/>
+                <w:b w:val="false"/>
+                <w:bCs w:val="false"/>
+                <w:i w:val="false"/>
+                <w:iCs w:val="false"/>
+                <w:sz w:val="26"/>
+                <w:szCs w:val="26"/>
               </w:rPr>
               <w:t xml:space="preserve">Le robot aspirateur nettoie en SPIRALE : à chaque virage, il avance un peu PLUS loin. Impossible avec une simple boucle… il lui faut une mémoire : la VARIABLE.</w:t>
             </w:r>
@@ -617,8 +617,8 @@
                 <w:bCs/>
                 <w:i/>
                 <w:iCs/>
-                <w:sz w:val="18"/>
-                <w:szCs w:val="18"/>
+                <w:sz w:val="26"/>
+                <w:szCs w:val="26"/>
               </w:rPr>
               <w:t xml:space="preserve">PROBLÉMATIQUE : Comment un programme peut-il mémoriser et faire évoluer une valeur ?</w:t>
             </w:r>
@@ -628,7 +628,7 @@
     </w:tbl>
     <w:p>
       <w:pPr>
-        <w:spacing w:after="80"/>
+        <w:spacing w:after="128"/>
       </w:pPr>
     </w:p>
     <w:tbl>
@@ -676,8 +676,8 @@
                 <w:bCs/>
                 <w:i w:val="false"/>
                 <w:iCs w:val="false"/>
-                <w:sz w:val="20"/>
-                <w:szCs w:val="20"/>
+                <w:sz w:val="28"/>
+                <w:szCs w:val="28"/>
               </w:rPr>
               <w:t xml:space="preserve">PARTIE 1 — La variable : la mémoire du programme</w:t>
             </w:r>
@@ -687,7 +687,7 @@
     </w:tbl>
     <w:p>
       <w:pPr>
-        <w:spacing w:after="40"/>
+        <w:spacing w:after="64"/>
       </w:pPr>
     </w:p>
     <w:tbl>
@@ -725,7 +725,7 @@
           </w:tcPr>
           <w:p>
             <w:pPr>
-              <w:spacing w:after="40"/>
+              <w:spacing w:after="64"/>
             </w:pPr>
             <w:r>
               <w:rPr>
@@ -734,44 +734,44 @@
                 <w:bCs/>
                 <w:i w:val="false"/>
                 <w:iCs w:val="false"/>
-                <w:sz w:val="18"/>
-                <w:szCs w:val="18"/>
+                <w:sz w:val="26"/>
+                <w:szCs w:val="26"/>
               </w:rPr>
               <w:t xml:space="preserve">DÉFINITION — VARIABLE — à compléter ensemble</w:t>
             </w:r>
           </w:p>
           <w:p>
             <w:pPr>
-              <w:spacing w:after="50"/>
-            </w:pPr>
-            <w:r>
-              <w:rPr>
-                <w:rFonts w:ascii="Arial" w:cs="Arial" w:eastAsia="Arial" w:hAnsi="Arial"/>
-                <w:b w:val="false"/>
-                <w:bCs w:val="false"/>
-                <w:i w:val="false"/>
-                <w:iCs w:val="false"/>
-                <w:sz w:val="16"/>
-                <w:szCs w:val="16"/>
-              </w:rPr>
-              <w:t xml:space="preserve">................................................................................................................</w:t>
-            </w:r>
-          </w:p>
-          <w:p>
-            <w:pPr>
-              <w:spacing w:after="50"/>
-            </w:pPr>
-            <w:r>
-              <w:rPr>
-                <w:rFonts w:ascii="Arial" w:cs="Arial" w:eastAsia="Arial" w:hAnsi="Arial"/>
-                <w:b w:val="false"/>
-                <w:bCs w:val="false"/>
-                <w:i w:val="false"/>
-                <w:iCs w:val="false"/>
-                <w:sz w:val="16"/>
-                <w:szCs w:val="16"/>
-              </w:rPr>
-              <w:t xml:space="preserve">................................................................................................................</w:t>
+              <w:spacing w:after="80"/>
+            </w:pPr>
+            <w:r>
+              <w:rPr>
+                <w:rFonts w:ascii="Arial" w:cs="Arial" w:eastAsia="Arial" w:hAnsi="Arial"/>
+                <w:b w:val="false"/>
+                <w:bCs w:val="false"/>
+                <w:i w:val="false"/>
+                <w:iCs w:val="false"/>
+                <w:sz w:val="24"/>
+                <w:szCs w:val="24"/>
+              </w:rPr>
+              <w:t xml:space="preserve">.........................................................................</w:t>
+            </w:r>
+          </w:p>
+          <w:p>
+            <w:pPr>
+              <w:spacing w:after="80"/>
+            </w:pPr>
+            <w:r>
+              <w:rPr>
+                <w:rFonts w:ascii="Arial" w:cs="Arial" w:eastAsia="Arial" w:hAnsi="Arial"/>
+                <w:b w:val="false"/>
+                <w:bCs w:val="false"/>
+                <w:i w:val="false"/>
+                <w:iCs w:val="false"/>
+                <w:sz w:val="24"/>
+                <w:szCs w:val="24"/>
+              </w:rPr>
+              <w:t xml:space="preserve">.........................................................................</w:t>
             </w:r>
           </w:p>
         </w:tc>
@@ -779,12 +779,12 @@
     </w:tbl>
     <w:p>
       <w:pPr>
-        <w:spacing w:after="40"/>
+        <w:spacing w:after="64"/>
       </w:pPr>
     </w:p>
     <w:p>
       <w:pPr>
-        <w:spacing w:after="60"/>
+        <w:spacing w:after="96"/>
       </w:pPr>
       <w:r>
         <w:rPr>
@@ -793,8 +793,8 @@
           <w:bCs/>
           <w:i w:val="false"/>
           <w:iCs w:val="false"/>
-          <w:sz w:val="18"/>
-          <w:szCs w:val="18"/>
+          <w:sz w:val="26"/>
+          <w:szCs w:val="26"/>
         </w:rPr>
         <w:t xml:space="preserve">➤ </w:t>
       </w:r>
@@ -805,15 +805,15 @@
           <w:bCs w:val="false"/>
           <w:i w:val="false"/>
           <w:iCs w:val="false"/>
-          <w:sz w:val="18"/>
-          <w:szCs w:val="18"/>
+          <w:sz w:val="26"/>
+          <w:szCs w:val="26"/>
         </w:rPr>
         <w:t xml:space="preserve">Lis le programme spirale, puis complète le tableau de son exécution :</w:t>
       </w:r>
     </w:p>
     <w:p>
       <w:pPr>
-        <w:spacing w:after="50"/>
+        <w:spacing w:after="80"/>
         <w:jc w:val="center"/>
       </w:pPr>
       <w:r>
@@ -823,8 +823,8 @@
           <w:bCs/>
           <w:i w:val="false"/>
           <w:iCs w:val="false"/>
-          <w:sz w:val="16"/>
-          <w:szCs w:val="16"/>
+          <w:sz w:val="24"/>
+          <w:szCs w:val="24"/>
         </w:rPr>
         <w:t xml:space="preserve">mettre pas à 20 · répéter 4 fois : [ avancer de « pas » ; tourner de 90° ; ajouter 20 à « pas » ]</w:t>
       </w:r>
@@ -875,8 +875,8 @@
                 <w:bCs/>
                 <w:i w:val="false"/>
                 <w:iCs w:val="false"/>
-                <w:sz w:val="16"/>
-                <w:szCs w:val="16"/>
+                <w:sz w:val="24"/>
+                <w:szCs w:val="24"/>
               </w:rPr>
               <w:t xml:space="preserve">Tour de boucle</w:t>
             </w:r>
@@ -911,8 +911,8 @@
                 <w:bCs/>
                 <w:i w:val="false"/>
                 <w:iCs w:val="false"/>
-                <w:sz w:val="16"/>
-                <w:szCs w:val="16"/>
+                <w:sz w:val="24"/>
+                <w:szCs w:val="24"/>
               </w:rPr>
               <w:t xml:space="preserve">Valeur de « pas » au moment d'avancer</w:t>
             </w:r>
@@ -948,8 +948,8 @@
                 <w:bCs w:val="false"/>
                 <w:i w:val="false"/>
                 <w:iCs w:val="false"/>
-                <w:sz w:val="16"/>
-                <w:szCs w:val="16"/>
+                <w:sz w:val="24"/>
+                <w:szCs w:val="24"/>
               </w:rPr>
               <w:t xml:space="preserve">Tour 1</w:t>
             </w:r>
@@ -983,8 +983,8 @@
                 <w:bCs w:val="false"/>
                 <w:i w:val="false"/>
                 <w:iCs w:val="false"/>
-                <w:sz w:val="16"/>
-                <w:szCs w:val="16"/>
+                <w:sz w:val="24"/>
+                <w:szCs w:val="24"/>
               </w:rPr>
               <w:t xml:space="preserve">20</w:t>
             </w:r>
@@ -1020,8 +1020,8 @@
                 <w:bCs w:val="false"/>
                 <w:i w:val="false"/>
                 <w:iCs w:val="false"/>
-                <w:sz w:val="16"/>
-                <w:szCs w:val="16"/>
+                <w:sz w:val="24"/>
+                <w:szCs w:val="24"/>
               </w:rPr>
               <w:t xml:space="preserve">Tour 2</w:t>
             </w:r>
@@ -1055,10 +1055,10 @@
                 <w:bCs w:val="false"/>
                 <w:i w:val="false"/>
                 <w:iCs w:val="false"/>
-                <w:sz w:val="16"/>
-                <w:szCs w:val="16"/>
-              </w:rPr>
-              <w:t xml:space="preserve">............</w:t>
+                <w:sz w:val="24"/>
+                <w:szCs w:val="24"/>
+              </w:rPr>
+              <w:t xml:space="preserve">......</w:t>
             </w:r>
           </w:p>
         </w:tc>
@@ -1092,8 +1092,8 @@
                 <w:bCs w:val="false"/>
                 <w:i w:val="false"/>
                 <w:iCs w:val="false"/>
-                <w:sz w:val="16"/>
-                <w:szCs w:val="16"/>
+                <w:sz w:val="24"/>
+                <w:szCs w:val="24"/>
               </w:rPr>
               <w:t xml:space="preserve">Tour 3</w:t>
             </w:r>
@@ -1127,10 +1127,10 @@
                 <w:bCs w:val="false"/>
                 <w:i w:val="false"/>
                 <w:iCs w:val="false"/>
-                <w:sz w:val="16"/>
-                <w:szCs w:val="16"/>
-              </w:rPr>
-              <w:t xml:space="preserve">............</w:t>
+                <w:sz w:val="24"/>
+                <w:szCs w:val="24"/>
+              </w:rPr>
+              <w:t xml:space="preserve">......</w:t>
             </w:r>
           </w:p>
         </w:tc>
@@ -1164,8 +1164,8 @@
                 <w:bCs w:val="false"/>
                 <w:i w:val="false"/>
                 <w:iCs w:val="false"/>
-                <w:sz w:val="16"/>
-                <w:szCs w:val="16"/>
+                <w:sz w:val="24"/>
+                <w:szCs w:val="24"/>
               </w:rPr>
               <w:t xml:space="preserve">Tour 4</w:t>
             </w:r>
@@ -1199,10 +1199,10 @@
                 <w:bCs w:val="false"/>
                 <w:i w:val="false"/>
                 <w:iCs w:val="false"/>
-                <w:sz w:val="16"/>
-                <w:szCs w:val="16"/>
-              </w:rPr>
-              <w:t xml:space="preserve">............</w:t>
+                <w:sz w:val="24"/>
+                <w:szCs w:val="24"/>
+              </w:rPr>
+              <w:t xml:space="preserve">......</w:t>
             </w:r>
           </w:p>
         </w:tc>
@@ -1210,7 +1210,7 @@
     </w:tbl>
     <w:p>
       <w:pPr>
-        <w:spacing w:after="50"/>
+        <w:spacing w:after="80"/>
       </w:pPr>
     </w:p>
     <w:tbl>
@@ -1258,8 +1258,8 @@
                 <w:bCs/>
                 <w:i w:val="false"/>
                 <w:iCs w:val="false"/>
-                <w:sz w:val="20"/>
-                <w:szCs w:val="20"/>
+                <w:sz w:val="28"/>
+                <w:szCs w:val="28"/>
               </w:rPr>
               <w:t xml:space="preserve">PARTIE 2 — Pas-à-pas : la spirale  (séance en groupe)</w:t>
             </w:r>
@@ -1269,7 +1269,7 @@
     </w:tbl>
     <w:p>
       <w:pPr>
-        <w:spacing w:after="40"/>
+        <w:spacing w:after="64"/>
       </w:pPr>
     </w:p>
     <w:tbl>
@@ -1318,8 +1318,8 @@
                 <w:bCs/>
                 <w:i w:val="false"/>
                 <w:iCs w:val="false"/>
-                <w:sz w:val="16"/>
-                <w:szCs w:val="16"/>
+                <w:sz w:val="24"/>
+                <w:szCs w:val="24"/>
               </w:rPr>
               <w:t xml:space="preserve">Fait</w:t>
             </w:r>
@@ -1354,8 +1354,8 @@
                 <w:bCs/>
                 <w:i w:val="false"/>
                 <w:iCs w:val="false"/>
-                <w:sz w:val="16"/>
-                <w:szCs w:val="16"/>
+                <w:sz w:val="24"/>
+                <w:szCs w:val="24"/>
               </w:rPr>
               <w:t xml:space="preserve">Étape</w:t>
             </w:r>
@@ -1391,8 +1391,8 @@
                 <w:bCs w:val="false"/>
                 <w:i w:val="false"/>
                 <w:iCs w:val="false"/>
-                <w:sz w:val="16"/>
-                <w:szCs w:val="16"/>
+                <w:sz w:val="24"/>
+                <w:szCs w:val="24"/>
               </w:rPr>
               <w:t xml:space="preserve">☐ 1</w:t>
             </w:r>
@@ -1426,8 +1426,8 @@
                 <w:bCs w:val="false"/>
                 <w:i w:val="false"/>
                 <w:iCs w:val="false"/>
-                <w:sz w:val="16"/>
-                <w:szCs w:val="16"/>
+                <w:sz w:val="24"/>
+                <w:szCs w:val="24"/>
               </w:rPr>
               <w:t xml:space="preserve">Variables → « Créer une variable » : nomme-la  pas .</w:t>
             </w:r>
@@ -1463,8 +1463,8 @@
                 <w:bCs w:val="false"/>
                 <w:i w:val="false"/>
                 <w:iCs w:val="false"/>
-                <w:sz w:val="16"/>
-                <w:szCs w:val="16"/>
+                <w:sz w:val="24"/>
+                <w:szCs w:val="24"/>
               </w:rPr>
               <w:t xml:space="preserve">☐ 2</w:t>
             </w:r>
@@ -1498,8 +1498,8 @@
                 <w:bCs w:val="false"/>
                 <w:i w:val="false"/>
                 <w:iCs w:val="false"/>
-                <w:sz w:val="16"/>
-                <w:szCs w:val="16"/>
+                <w:sz w:val="24"/>
+                <w:szCs w:val="24"/>
               </w:rPr>
               <w:t xml:space="preserve">Construis : quand drapeau cliqué → mettre pas à 20 → répéter 8 fois [ avancer de (pas) ; tourner de 90° ; attendre 0,5 s ; ajouter 20 à pas ].</w:t>
             </w:r>
@@ -1535,8 +1535,8 @@
                 <w:bCs w:val="false"/>
                 <w:i w:val="false"/>
                 <w:iCs w:val="false"/>
-                <w:sz w:val="16"/>
-                <w:szCs w:val="16"/>
+                <w:sz w:val="24"/>
+                <w:szCs w:val="24"/>
               </w:rPr>
               <w:t xml:space="preserve">☐ 3</w:t>
             </w:r>
@@ -1570,8 +1570,8 @@
                 <w:bCs w:val="false"/>
                 <w:i w:val="false"/>
                 <w:iCs w:val="false"/>
-                <w:sz w:val="16"/>
-                <w:szCs w:val="16"/>
+                <w:sz w:val="24"/>
+                <w:szCs w:val="24"/>
               </w:rPr>
               <w:t xml:space="preserve">Active le stylo : la SPIRALE se dessine. Efface tout (bloc « effacer tout ») et relance.</w:t>
             </w:r>
@@ -1607,8 +1607,8 @@
                 <w:bCs w:val="false"/>
                 <w:i w:val="false"/>
                 <w:iCs w:val="false"/>
-                <w:sz w:val="16"/>
-                <w:szCs w:val="16"/>
+                <w:sz w:val="24"/>
+                <w:szCs w:val="24"/>
               </w:rPr>
               <w:t xml:space="preserve">☐ 4</w:t>
             </w:r>
@@ -1642,8 +1642,8 @@
                 <w:bCs w:val="false"/>
                 <w:i w:val="false"/>
                 <w:iCs w:val="false"/>
-                <w:sz w:val="16"/>
-                <w:szCs w:val="16"/>
+                <w:sz w:val="24"/>
+                <w:szCs w:val="24"/>
               </w:rPr>
               <w:t xml:space="preserve">Modifie : ajouter 10 au lieu de 20 — que devient la spirale ? Note ta réponse en 2a. ✋</w:t>
             </w:r>
@@ -1653,7 +1653,7 @@
     </w:tbl>
     <w:p>
       <w:pPr>
-        <w:spacing w:after="40" w:before="50"/>
+        <w:spacing w:after="64" w:before="50"/>
       </w:pPr>
       <w:r>
         <w:rPr>
@@ -1662,10 +1662,10 @@
           <w:bCs w:val="false"/>
           <w:i w:val="false"/>
           <w:iCs w:val="false"/>
-          <w:sz w:val="16"/>
-          <w:szCs w:val="16"/>
+          <w:sz w:val="24"/>
+          <w:szCs w:val="24"/>
         </w:rPr>
-        <w:t xml:space="preserve">2a. Avec « ajouter 10 », la spirale devient ...................................................................................</w:t>
+        <w:t xml:space="preserve">2a. Avec « ajouter 10 », la spirale devient .....................................................</w:t>
       </w:r>
     </w:p>
     <w:tbl>
@@ -1713,8 +1713,8 @@
                 <w:bCs/>
                 <w:i w:val="false"/>
                 <w:iCs w:val="false"/>
-                <w:sz w:val="20"/>
-                <w:szCs w:val="20"/>
+                <w:sz w:val="28"/>
+                <w:szCs w:val="28"/>
               </w:rPr>
               <w:t xml:space="preserve">PARTIE 3 — L'événement et la condition : le rebond</w:t>
             </w:r>
@@ -1724,12 +1724,12 @@
     </w:tbl>
     <w:p>
       <w:pPr>
-        <w:spacing w:after="40"/>
+        <w:spacing w:after="64"/>
       </w:pPr>
     </w:p>
     <w:p>
       <w:pPr>
-        <w:spacing w:after="60"/>
+        <w:spacing w:after="96"/>
       </w:pPr>
       <w:r>
         <w:rPr>
@@ -1738,8 +1738,8 @@
           <w:bCs/>
           <w:i w:val="false"/>
           <w:iCs w:val="false"/>
-          <w:sz w:val="18"/>
-          <w:szCs w:val="18"/>
+          <w:sz w:val="26"/>
+          <w:szCs w:val="26"/>
         </w:rPr>
         <w:t xml:space="preserve">➤ </w:t>
       </w:r>
@@ -1750,15 +1750,15 @@
           <w:bCs w:val="false"/>
           <w:i w:val="false"/>
           <w:iCs w:val="false"/>
-          <w:sz w:val="18"/>
-          <w:szCs w:val="18"/>
+          <w:sz w:val="26"/>
+          <w:szCs w:val="26"/>
         </w:rPr>
         <w:t xml:space="preserve">Ajoute : « si touche le bord, rebondir » dans la boucle. Puis un 2e script : « quand touche espace pressée → relever le stylo ».</w:t>
       </w:r>
     </w:p>
     <w:p>
       <w:pPr>
-        <w:spacing w:after="30"/>
+        <w:spacing w:after="48"/>
       </w:pPr>
       <w:r>
         <w:rPr>
@@ -1767,15 +1767,15 @@
           <w:bCs w:val="false"/>
           <w:i w:val="false"/>
           <w:iCs w:val="false"/>
-          <w:sz w:val="16"/>
-          <w:szCs w:val="16"/>
+          <w:sz w:val="24"/>
+          <w:szCs w:val="24"/>
         </w:rPr>
-        <w:t xml:space="preserve">3a. Un ÉVÉNEMENT déclenche un script. Cite les 2 événements de ton programme : ..............................................</w:t>
+        <w:t xml:space="preserve">3a. Un ÉVÉNEMENT déclenche un script. Cite les 2 événements de ton programme : .............................</w:t>
       </w:r>
     </w:p>
     <w:p>
       <w:pPr>
-        <w:spacing w:after="60"/>
+        <w:spacing w:after="96"/>
       </w:pPr>
       <w:r>
         <w:rPr>
@@ -1784,15 +1784,15 @@
           <w:bCs w:val="false"/>
           <w:i w:val="false"/>
           <w:iCs w:val="false"/>
-          <w:sz w:val="16"/>
-          <w:szCs w:val="16"/>
+          <w:sz w:val="24"/>
+          <w:szCs w:val="24"/>
         </w:rPr>
-        <w:t xml:space="preserve">......................................................................................................................</w:t>
+        <w:t xml:space="preserve">.............................................................................</w:t>
       </w:r>
     </w:p>
     <w:p>
       <w:pPr>
-        <w:spacing w:after="40"/>
+        <w:spacing w:after="64"/>
       </w:pPr>
       <w:r>
         <w:rPr>
@@ -1801,8 +1801,8 @@
           <w:bCs w:val="false"/>
           <w:i w:val="false"/>
           <w:iCs w:val="false"/>
-          <w:sz w:val="18"/>
-          <w:szCs w:val="18"/>
+          <w:sz w:val="26"/>
+          <w:szCs w:val="26"/>
         </w:rPr>
         <w:t xml:space="preserve">☐ </w:t>
       </w:r>
@@ -1813,8 +1813,8 @@
           <w:bCs w:val="false"/>
           <w:i w:val="false"/>
           <w:iCs w:val="false"/>
-          <w:sz w:val="18"/>
-          <w:szCs w:val="18"/>
+          <w:sz w:val="26"/>
+          <w:szCs w:val="26"/>
         </w:rPr>
         <w:t xml:space="preserve">Mon lutin rebondit sur les bords   </w:t>
       </w:r>
@@ -1825,8 +1825,8 @@
           <w:bCs w:val="false"/>
           <w:i w:val="false"/>
           <w:iCs w:val="false"/>
-          <w:sz w:val="18"/>
-          <w:szCs w:val="18"/>
+          <w:sz w:val="26"/>
+          <w:szCs w:val="26"/>
         </w:rPr>
         <w:t xml:space="preserve">☐ </w:t>
       </w:r>
@@ -1837,8 +1837,8 @@
           <w:bCs w:val="false"/>
           <w:i w:val="false"/>
           <w:iCs w:val="false"/>
-          <w:sz w:val="18"/>
-          <w:szCs w:val="18"/>
+          <w:sz w:val="26"/>
+          <w:szCs w:val="26"/>
         </w:rPr>
         <w:t xml:space="preserve">Programme enregistré : NOM_S6A03 ✋   </w:t>
       </w:r>
@@ -1879,7 +1879,7 @@
           </w:tcPr>
           <w:p>
             <w:pPr>
-              <w:spacing w:after="60"/>
+              <w:spacing w:after="96"/>
             </w:pPr>
             <w:r>
               <w:rPr>
@@ -1888,61 +1888,61 @@
                 <w:bCs/>
                 <w:i w:val="false"/>
                 <w:iCs w:val="false"/>
-                <w:sz w:val="20"/>
-                <w:szCs w:val="20"/>
+                <w:sz w:val="28"/>
+                <w:szCs w:val="28"/>
               </w:rPr>
               <w:t xml:space="preserve">BILAN — Ce que je retiens</w:t>
             </w:r>
           </w:p>
           <w:p>
             <w:pPr>
-              <w:spacing w:after="60"/>
-            </w:pPr>
-            <w:r>
-              <w:rPr>
-                <w:rFonts w:ascii="Arial" w:cs="Arial" w:eastAsia="Arial" w:hAnsi="Arial"/>
-                <w:b w:val="false"/>
-                <w:bCs w:val="false"/>
-                <w:i w:val="false"/>
-                <w:iCs w:val="false"/>
-                <w:sz w:val="18"/>
-                <w:szCs w:val="18"/>
-              </w:rPr>
-              <w:t xml:space="preserve">Une ...................................... mémorise une valeur que le programme peut lire et modifier.</w:t>
-            </w:r>
-          </w:p>
-          <w:p>
-            <w:pPr>
-              <w:spacing w:after="60"/>
-            </w:pPr>
-            <w:r>
-              <w:rPr>
-                <w:rFonts w:ascii="Arial" w:cs="Arial" w:eastAsia="Arial" w:hAnsi="Arial"/>
-                <w:b w:val="false"/>
-                <w:bCs w:val="false"/>
-                <w:i w:val="false"/>
-                <w:iCs w:val="false"/>
-                <w:sz w:val="18"/>
-                <w:szCs w:val="18"/>
-              </w:rPr>
-              <w:t xml:space="preserve">« Ajouter 20 à pas » fait ...................................... la valeur à chaque tour de boucle.</w:t>
-            </w:r>
-          </w:p>
-          <w:p>
-            <w:pPr>
-              <w:spacing w:after="60"/>
-            </w:pPr>
-            <w:r>
-              <w:rPr>
-                <w:rFonts w:ascii="Arial" w:cs="Arial" w:eastAsia="Arial" w:hAnsi="Arial"/>
-                <w:b w:val="false"/>
-                <w:bCs w:val="false"/>
-                <w:i w:val="false"/>
-                <w:iCs w:val="false"/>
-                <w:sz w:val="18"/>
-                <w:szCs w:val="18"/>
-              </w:rPr>
-              <w:t xml:space="preserve">Un ...................................... (drapeau, touche, contact) déclenche un script.</w:t>
+              <w:spacing w:after="96"/>
+            </w:pPr>
+            <w:r>
+              <w:rPr>
+                <w:rFonts w:ascii="Arial" w:cs="Arial" w:eastAsia="Arial" w:hAnsi="Arial"/>
+                <w:b w:val="false"/>
+                <w:bCs w:val="false"/>
+                <w:i w:val="false"/>
+                <w:iCs w:val="false"/>
+                <w:sz w:val="26"/>
+                <w:szCs w:val="26"/>
+              </w:rPr>
+              <w:t xml:space="preserve">Une ..................... mémorise une valeur que le programme peut lire et modifier.</w:t>
+            </w:r>
+          </w:p>
+          <w:p>
+            <w:pPr>
+              <w:spacing w:after="96"/>
+            </w:pPr>
+            <w:r>
+              <w:rPr>
+                <w:rFonts w:ascii="Arial" w:cs="Arial" w:eastAsia="Arial" w:hAnsi="Arial"/>
+                <w:b w:val="false"/>
+                <w:bCs w:val="false"/>
+                <w:i w:val="false"/>
+                <w:iCs w:val="false"/>
+                <w:sz w:val="26"/>
+                <w:szCs w:val="26"/>
+              </w:rPr>
+              <w:t xml:space="preserve">« Ajouter 20 à pas » fait ..................... la valeur à chaque tour de boucle.</w:t>
+            </w:r>
+          </w:p>
+          <w:p>
+            <w:pPr>
+              <w:spacing w:after="96"/>
+            </w:pPr>
+            <w:r>
+              <w:rPr>
+                <w:rFonts w:ascii="Arial" w:cs="Arial" w:eastAsia="Arial" w:hAnsi="Arial"/>
+                <w:b w:val="false"/>
+                <w:bCs w:val="false"/>
+                <w:i w:val="false"/>
+                <w:iCs w:val="false"/>
+                <w:sz w:val="26"/>
+                <w:szCs w:val="26"/>
+              </w:rPr>
+              <w:t xml:space="preserve">Un ..................... (drapeau, touche, contact) déclenche un script.</w:t>
             </w:r>
           </w:p>
         </w:tc>
@@ -1960,8 +1960,8 @@
           <w:bCs w:val="false"/>
           <w:i/>
           <w:iCs/>
-          <w:sz w:val="16"/>
-          <w:szCs w:val="16"/>
+          <w:sz w:val="24"/>
+          <w:szCs w:val="24"/>
         </w:rPr>
         <w:t xml:space="preserve">« Une variable, c'est une boîte : on regarde dedans, on change ce qu'il y a dedans. »</w:t>
       </w:r>
@@ -2114,8 +2114,8 @@
     <w:rPrDefault>
       <w:rPr>
         <w:rFonts w:ascii="Arial" w:cs="Arial" w:eastAsia="Arial" w:hAnsi="Arial"/>
-        <w:sz w:val="18"/>
-        <w:szCs w:val="18"/>
+        <w:sz w:val="24"/>
+        <w:szCs w:val="24"/>
       </w:rPr>
     </w:rPrDefault>
     <w:pPrDefault/>

--- a/public/2026/seq06/FICHE_S6-A03_Scratch2_5eme.docx
+++ b/public/2026/seq06/FICHE_S6-A03_Scratch2_5eme.docx
@@ -21,6 +21,9 @@
         <w:gridCol w:w="1200"/>
       </w:tblGrid>
       <w:tr>
+        <w:trPr>
+          <w:cantSplit/>
+        </w:trPr>
         <w:tc>
           <w:tcPr>
             <w:tcW w:type="dxa" w:w="1266"/>
@@ -210,6 +213,32 @@
               <w:t xml:space="preserve">ACTIVITÉ N°03</w:t>
             </w:r>
           </w:p>
+          <w:p>
+            <w:pPr>
+              <w:spacing w:after="0"/>
+            </w:pPr>
+            <w:r>
+              <w:rPr>
+                <w:rFonts w:ascii="Arial" w:cs="Arial" w:eastAsia="Arial" w:hAnsi="Arial"/>
+                <w:sz w:val="14"/>
+                <w:szCs w:val="14"/>
+              </w:rPr>
+              <w:t xml:space="preserve">NOM : ..............................</w:t>
+            </w:r>
+          </w:p>
+          <w:p>
+            <w:pPr>
+              <w:spacing w:after="0"/>
+            </w:pPr>
+            <w:r>
+              <w:rPr>
+                <w:rFonts w:ascii="Arial" w:cs="Arial" w:eastAsia="Arial" w:hAnsi="Arial"/>
+                <w:sz w:val="14"/>
+                <w:szCs w:val="14"/>
+              </w:rPr>
+              <w:t xml:space="preserve">PRÉNOM : .........................</w:t>
+            </w:r>
+          </w:p>
         </w:tc>
         <w:tc>
           <w:tcPr>
@@ -295,21 +324,22 @@
         </w:tblBorders>
       </w:tblPr>
       <w:tblGrid>
-        <w:gridCol w:w="2840"/>
-        <w:gridCol w:w="2840"/>
-        <w:gridCol w:w="1640"/>
-        <w:gridCol w:w="2040"/>
+        <w:gridCol w:w="9360"/>
       </w:tblGrid>
       <w:tr>
-        <w:tc>
-          <w:tcPr>
-            <w:tcW w:type="dxa" w:w="2840"/>
-            <w:tcBorders>
-              <w:top w:val="single" w:color="000000" w:sz="6"/>
-              <w:left w:val="single" w:color="000000" w:sz="6"/>
-              <w:bottom w:val="single" w:color="000000" w:sz="6"/>
-              <w:right w:val="single" w:color="000000" w:sz="6"/>
-            </w:tcBorders>
+        <w:trPr>
+          <w:cantSplit/>
+        </w:trPr>
+        <w:tc>
+          <w:tcPr>
+            <w:tcW w:type="dxa" w:w="9360"/>
+            <w:tcBorders>
+              <w:top w:val="single" w:color="000000" w:sz="6"/>
+              <w:left w:val="single" w:color="000000" w:sz="6"/>
+              <w:bottom w:val="single" w:color="000000" w:sz="6"/>
+              <w:right w:val="single" w:color="000000" w:sz="6"/>
+            </w:tcBorders>
+            <w:shd w:fill="D9D9D9" w:val="clear"/>
             <w:tcMar>
               <w:top w:type="dxa" w:w="40"/>
               <w:left w:type="dxa" w:w="80"/>
@@ -320,7 +350,10 @@
           </w:tcPr>
           <w:p>
             <w:pPr>
-              <w:spacing w:after="0"/>
+              <w:keepNext/>
+              <w:keepLines/>
+              <w:spacing w:after="0"/>
+              <w:jc w:val="center"/>
             </w:pPr>
             <w:r>
               <w:rPr>
@@ -329,163 +362,10 @@
                 <w:bCs/>
                 <w:i w:val="false"/>
                 <w:iCs w:val="false"/>
-                <w:sz w:val="24"/>
-                <w:szCs w:val="24"/>
-              </w:rPr>
-              <w:t xml:space="preserve">Nom : </w:t>
-            </w:r>
-            <w:r>
-              <w:rPr>
-                <w:rFonts w:ascii="Arial" w:cs="Arial" w:eastAsia="Arial" w:hAnsi="Arial"/>
-                <w:b w:val="false"/>
-                <w:bCs w:val="false"/>
-                <w:i w:val="false"/>
-                <w:iCs w:val="false"/>
-                <w:sz w:val="24"/>
-                <w:szCs w:val="24"/>
-              </w:rPr>
-              <w:t xml:space="preserve">...................</w:t>
-            </w:r>
-          </w:p>
-        </w:tc>
-        <w:tc>
-          <w:tcPr>
-            <w:tcW w:type="dxa" w:w="2840"/>
-            <w:tcBorders>
-              <w:top w:val="single" w:color="000000" w:sz="6"/>
-              <w:left w:val="single" w:color="000000" w:sz="6"/>
-              <w:bottom w:val="single" w:color="000000" w:sz="6"/>
-              <w:right w:val="single" w:color="000000" w:sz="6"/>
-            </w:tcBorders>
-            <w:tcMar>
-              <w:top w:type="dxa" w:w="40"/>
-              <w:left w:type="dxa" w:w="80"/>
-              <w:bottom w:type="dxa" w:w="40"/>
-              <w:right w:type="dxa" w:w="80"/>
-            </w:tcMar>
-            <w:vAlign w:val="center"/>
-          </w:tcPr>
-          <w:p>
-            <w:pPr>
-              <w:spacing w:after="0"/>
-            </w:pPr>
-            <w:r>
-              <w:rPr>
-                <w:rFonts w:ascii="Arial" w:cs="Arial" w:eastAsia="Arial" w:hAnsi="Arial"/>
-                <w:b/>
-                <w:bCs/>
-                <w:i w:val="false"/>
-                <w:iCs w:val="false"/>
-                <w:sz w:val="24"/>
-                <w:szCs w:val="24"/>
-              </w:rPr>
-              <w:t xml:space="preserve">Prénom : </w:t>
-            </w:r>
-            <w:r>
-              <w:rPr>
-                <w:rFonts w:ascii="Arial" w:cs="Arial" w:eastAsia="Arial" w:hAnsi="Arial"/>
-                <w:b w:val="false"/>
-                <w:bCs w:val="false"/>
-                <w:i w:val="false"/>
-                <w:iCs w:val="false"/>
-                <w:sz w:val="24"/>
-                <w:szCs w:val="24"/>
-              </w:rPr>
-              <w:t xml:space="preserve">................</w:t>
-            </w:r>
-          </w:p>
-        </w:tc>
-        <w:tc>
-          <w:tcPr>
-            <w:tcW w:type="dxa" w:w="1640"/>
-            <w:tcBorders>
-              <w:top w:val="single" w:color="000000" w:sz="6"/>
-              <w:left w:val="single" w:color="000000" w:sz="6"/>
-              <w:bottom w:val="single" w:color="000000" w:sz="6"/>
-              <w:right w:val="single" w:color="000000" w:sz="6"/>
-            </w:tcBorders>
-            <w:tcMar>
-              <w:top w:type="dxa" w:w="40"/>
-              <w:left w:type="dxa" w:w="80"/>
-              <w:bottom w:type="dxa" w:w="40"/>
-              <w:right w:type="dxa" w:w="80"/>
-            </w:tcMar>
-            <w:vAlign w:val="center"/>
-          </w:tcPr>
-          <w:p>
-            <w:pPr>
-              <w:spacing w:after="0"/>
-            </w:pPr>
-            <w:r>
-              <w:rPr>
-                <w:rFonts w:ascii="Arial" w:cs="Arial" w:eastAsia="Arial" w:hAnsi="Arial"/>
-                <w:b/>
-                <w:bCs/>
-                <w:i w:val="false"/>
-                <w:iCs w:val="false"/>
-                <w:sz w:val="24"/>
-                <w:szCs w:val="24"/>
-              </w:rPr>
-              <w:t xml:space="preserve">Classe : </w:t>
-            </w:r>
-            <w:r>
-              <w:rPr>
-                <w:rFonts w:ascii="Arial" w:cs="Arial" w:eastAsia="Arial" w:hAnsi="Arial"/>
-                <w:b w:val="false"/>
-                <w:bCs w:val="false"/>
-                <w:i w:val="false"/>
-                <w:iCs w:val="false"/>
-                <w:sz w:val="24"/>
-                <w:szCs w:val="24"/>
-              </w:rPr>
-              <w:t xml:space="preserve">......</w:t>
-            </w:r>
-          </w:p>
-        </w:tc>
-        <w:tc>
-          <w:tcPr>
-            <w:tcW w:type="dxa" w:w="2040"/>
-            <w:tcBorders>
-              <w:top w:val="single" w:color="000000" w:sz="6"/>
-              <w:left w:val="single" w:color="000000" w:sz="6"/>
-              <w:bottom w:val="single" w:color="000000" w:sz="6"/>
-              <w:right w:val="single" w:color="000000" w:sz="6"/>
-            </w:tcBorders>
-            <w:tcMar>
-              <w:top w:type="dxa" w:w="40"/>
-              <w:left w:type="dxa" w:w="80"/>
-              <w:bottom w:type="dxa" w:w="40"/>
-              <w:right w:type="dxa" w:w="80"/>
-            </w:tcMar>
-            <w:vAlign w:val="center"/>
-          </w:tcPr>
-          <w:p>
-            <w:pPr>
-              <w:spacing w:after="0"/>
-            </w:pPr>
-            <w:r>
-              <w:rPr>
-                <w:rFonts w:ascii="Arial" w:cs="Arial" w:eastAsia="Arial" w:hAnsi="Arial"/>
-                <w:b/>
-                <w:bCs/>
-                <w:i w:val="false"/>
-                <w:iCs w:val="false"/>
-                <w:sz w:val="24"/>
-                <w:szCs w:val="24"/>
-              </w:rPr>
-              <w:t xml:space="preserve">Maison : </w:t>
-            </w:r>
-            <w:r>
-              <w:rPr>
-                <w:rFonts w:ascii="Arial" w:cs="Arial" w:eastAsia="Arial" w:hAnsi="Arial"/>
-                <w:b w:val="false"/>
-                <w:bCs w:val="false"/>
-                <w:i w:val="false"/>
-                <w:iCs w:val="false"/>
-                <w:sz w:val="24"/>
-                <w:szCs w:val="24"/>
-              </w:rPr>
-              <w:t xml:space="preserve">......</w:t>
+                <w:sz w:val="32"/>
+                <w:szCs w:val="32"/>
+              </w:rPr>
+              <w:t xml:space="preserve">SCRATCH (2) : VARIABLES ET ÉVÉNEMENTS</w:t>
             </w:r>
           </w:p>
         </w:tc>
@@ -493,6 +373,8 @@
     </w:tbl>
     <w:p>
       <w:pPr>
+        <w:keepNext/>
+        <w:keepLines/>
         <w:spacing w:after="128"/>
       </w:pPr>
     </w:p>
@@ -512,6 +394,9 @@
         <w:gridCol w:w="9360"/>
       </w:tblGrid>
       <w:tr>
+        <w:trPr>
+          <w:cantSplit/>
+        </w:trPr>
         <w:tc>
           <w:tcPr>
             <w:tcW w:type="dxa" w:w="9360"/>
@@ -521,31 +406,50 @@
               <w:bottom w:val="single" w:color="000000" w:sz="6"/>
               <w:right w:val="single" w:color="000000" w:sz="6"/>
             </w:tcBorders>
-            <w:shd w:fill="D9D9D9" w:val="clear"/>
-            <w:tcMar>
-              <w:top w:type="dxa" w:w="40"/>
-              <w:left w:type="dxa" w:w="80"/>
-              <w:bottom w:type="dxa" w:w="40"/>
-              <w:right w:type="dxa" w:w="80"/>
-            </w:tcMar>
-            <w:vAlign w:val="center"/>
-          </w:tcPr>
-          <w:p>
-            <w:pPr>
-              <w:spacing w:after="0"/>
-              <w:jc w:val="center"/>
+            <w:tcMar>
+              <w:top w:type="dxa" w:w="80"/>
+              <w:left w:type="dxa" w:w="120"/>
+              <w:bottom w:type="dxa" w:w="80"/>
+              <w:right w:type="dxa" w:w="120"/>
+            </w:tcMar>
+            <w:vAlign w:val="center"/>
+          </w:tcPr>
+          <w:p>
+            <w:pPr>
+              <w:keepNext/>
+              <w:keepLines/>
+              <w:spacing w:after="48"/>
+            </w:pPr>
+            <w:r>
+              <w:rPr>
+                <w:rFonts w:ascii="Arial" w:cs="Arial" w:eastAsia="Arial" w:hAnsi="Arial"/>
+                <w:b w:val="false"/>
+                <w:bCs w:val="false"/>
+                <w:i w:val="false"/>
+                <w:iCs w:val="false"/>
+                <w:sz w:val="26"/>
+                <w:szCs w:val="26"/>
+              </w:rPr>
+              <w:t xml:space="preserve">Le robot aspirateur nettoie en SPIRALE : à chaque virage, il avance un peu PLUS loin. Impossible avec une simple boucle… il lui faut une mémoire : la VARIABLE.</w:t>
+            </w:r>
+          </w:p>
+          <w:p>
+            <w:pPr>
+              <w:keepNext/>
+              <w:keepLines/>
+              <w:spacing w:after="0"/>
             </w:pPr>
             <w:r>
               <w:rPr>
                 <w:rFonts w:ascii="Arial" w:cs="Arial" w:eastAsia="Arial" w:hAnsi="Arial"/>
                 <w:b/>
                 <w:bCs/>
-                <w:i w:val="false"/>
-                <w:iCs w:val="false"/>
-                <w:sz w:val="32"/>
-                <w:szCs w:val="32"/>
-              </w:rPr>
-              <w:t xml:space="preserve">SCRATCH (2) : VARIABLES ET ÉVÉNEMENTS</w:t>
+                <w:i/>
+                <w:iCs/>
+                <w:sz w:val="26"/>
+                <w:szCs w:val="26"/>
+              </w:rPr>
+              <w:t xml:space="preserve">PROBLÉMATIQUE : Comment un programme peut-il mémoriser et faire évoluer une valeur ?</w:t>
             </w:r>
           </w:p>
         </w:tc>
@@ -553,8 +457,30 @@
     </w:tbl>
     <w:p>
       <w:pPr>
-        <w:spacing w:after="128"/>
-      </w:pPr>
+        <w:keepNext/>
+        <w:keepLines/>
+        <w:pBdr>
+          <w:top w:val="single" w:color="000000" w:sz="6" w:space="4"/>
+          <w:left w:val="single" w:color="000000" w:sz="6" w:space="4"/>
+          <w:bottom w:val="single" w:color="000000" w:sz="6" w:space="4"/>
+          <w:right w:val="single" w:color="000000" w:sz="6" w:space="4"/>
+        </w:pBdr>
+        <w:shd w:val="clear" w:color="auto" w:fill="D9D9D9"/>
+        <w:spacing w:before="150" w:after="130"/>
+        <w:ind w:left="0" w:right="1106"/>
+      </w:pPr>
+      <w:r>
+        <w:rPr>
+          <w:rFonts w:ascii="Arial" w:cs="Arial" w:eastAsia="Arial" w:hAnsi="Arial"/>
+          <w:b/>
+          <w:bCs/>
+          <w:i w:val="false"/>
+          <w:iCs w:val="false"/>
+          <w:sz w:val="28"/>
+          <w:szCs w:val="28"/>
+        </w:rPr>
+        <w:t xml:space="preserve">PARTIE 1 — La variable : la mémoire du programme</w:t>
+      </w:r>
     </w:p>
     <w:tbl>
       <w:tblPr>
@@ -572,140 +498,9 @@
         <w:gridCol w:w="9360"/>
       </w:tblGrid>
       <w:tr>
-        <w:tc>
-          <w:tcPr>
-            <w:tcW w:type="dxa" w:w="9360"/>
-            <w:tcBorders>
-              <w:top w:val="single" w:color="000000" w:sz="6"/>
-              <w:left w:val="single" w:color="000000" w:sz="6"/>
-              <w:bottom w:val="single" w:color="000000" w:sz="6"/>
-              <w:right w:val="single" w:color="000000" w:sz="6"/>
-            </w:tcBorders>
-            <w:tcMar>
-              <w:top w:type="dxa" w:w="80"/>
-              <w:left w:type="dxa" w:w="120"/>
-              <w:bottom w:type="dxa" w:w="80"/>
-              <w:right w:type="dxa" w:w="120"/>
-            </w:tcMar>
-            <w:vAlign w:val="center"/>
-          </w:tcPr>
-          <w:p>
-            <w:pPr>
-              <w:spacing w:after="48"/>
-            </w:pPr>
-            <w:r>
-              <w:rPr>
-                <w:rFonts w:ascii="Arial" w:cs="Arial" w:eastAsia="Arial" w:hAnsi="Arial"/>
-                <w:b w:val="false"/>
-                <w:bCs w:val="false"/>
-                <w:i w:val="false"/>
-                <w:iCs w:val="false"/>
-                <w:sz w:val="26"/>
-                <w:szCs w:val="26"/>
-              </w:rPr>
-              <w:t xml:space="preserve">Le robot aspirateur nettoie en SPIRALE : à chaque virage, il avance un peu PLUS loin. Impossible avec une simple boucle… il lui faut une mémoire : la VARIABLE.</w:t>
-            </w:r>
-          </w:p>
-          <w:p>
-            <w:pPr>
-              <w:spacing w:after="0"/>
-            </w:pPr>
-            <w:r>
-              <w:rPr>
-                <w:rFonts w:ascii="Arial" w:cs="Arial" w:eastAsia="Arial" w:hAnsi="Arial"/>
-                <w:b/>
-                <w:bCs/>
-                <w:i/>
-                <w:iCs/>
-                <w:sz w:val="26"/>
-                <w:szCs w:val="26"/>
-              </w:rPr>
-              <w:t xml:space="preserve">PROBLÉMATIQUE : Comment un programme peut-il mémoriser et faire évoluer une valeur ?</w:t>
-            </w:r>
-          </w:p>
-        </w:tc>
-      </w:tr>
-    </w:tbl>
-    <w:p>
-      <w:pPr>
-        <w:spacing w:after="128"/>
-      </w:pPr>
-    </w:p>
-    <w:tbl>
-      <w:tblPr>
-        <w:tblW w:type="dxa" w:w="9360"/>
-        <w:tblBorders>
-          <w:top w:val="single" w:color="auto" w:sz="4"/>
-          <w:left w:val="single" w:color="auto" w:sz="4"/>
-          <w:bottom w:val="single" w:color="auto" w:sz="4"/>
-          <w:right w:val="single" w:color="auto" w:sz="4"/>
-          <w:insideH w:val="single" w:color="auto" w:sz="4"/>
-          <w:insideV w:val="single" w:color="auto" w:sz="4"/>
-        </w:tblBorders>
-      </w:tblPr>
-      <w:tblGrid>
-        <w:gridCol w:w="9360"/>
-      </w:tblGrid>
-      <w:tr>
-        <w:tc>
-          <w:tcPr>
-            <w:tcW w:type="dxa" w:w="9360"/>
-            <w:tcBorders>
-              <w:top w:val="single" w:color="000000" w:sz="6"/>
-              <w:left w:val="single" w:color="000000" w:sz="6"/>
-              <w:bottom w:val="single" w:color="000000" w:sz="6"/>
-              <w:right w:val="single" w:color="000000" w:sz="6"/>
-            </w:tcBorders>
-            <w:shd w:fill="D9D9D9" w:val="clear"/>
-            <w:tcMar>
-              <w:top w:type="dxa" w:w="40"/>
-              <w:left w:type="dxa" w:w="80"/>
-              <w:bottom w:type="dxa" w:w="40"/>
-              <w:right w:type="dxa" w:w="80"/>
-            </w:tcMar>
-            <w:vAlign w:val="center"/>
-          </w:tcPr>
-          <w:p>
-            <w:pPr>
-              <w:spacing w:after="0"/>
-            </w:pPr>
-            <w:r>
-              <w:rPr>
-                <w:rFonts w:ascii="Arial" w:cs="Arial" w:eastAsia="Arial" w:hAnsi="Arial"/>
-                <w:b/>
-                <w:bCs/>
-                <w:i w:val="false"/>
-                <w:iCs w:val="false"/>
-                <w:sz w:val="28"/>
-                <w:szCs w:val="28"/>
-              </w:rPr>
-              <w:t xml:space="preserve">PARTIE 1 — La variable : la mémoire du programme</w:t>
-            </w:r>
-          </w:p>
-        </w:tc>
-      </w:tr>
-    </w:tbl>
-    <w:p>
-      <w:pPr>
-        <w:spacing w:after="64"/>
-      </w:pPr>
-    </w:p>
-    <w:tbl>
-      <w:tblPr>
-        <w:tblW w:type="dxa" w:w="9360"/>
-        <w:tblBorders>
-          <w:top w:val="single" w:color="auto" w:sz="4"/>
-          <w:left w:val="single" w:color="auto" w:sz="4"/>
-          <w:bottom w:val="single" w:color="auto" w:sz="4"/>
-          <w:right w:val="single" w:color="auto" w:sz="4"/>
-          <w:insideH w:val="single" w:color="auto" w:sz="4"/>
-          <w:insideV w:val="single" w:color="auto" w:sz="4"/>
-        </w:tblBorders>
-      </w:tblPr>
-      <w:tblGrid>
-        <w:gridCol w:w="9360"/>
-      </w:tblGrid>
-      <w:tr>
+        <w:trPr>
+          <w:cantSplit/>
+        </w:trPr>
         <w:tc>
           <w:tcPr>
             <w:tcW w:type="dxa" w:w="9360"/>
@@ -725,6 +520,8 @@
           </w:tcPr>
           <w:p>
             <w:pPr>
+              <w:keepNext/>
+              <w:keepLines/>
               <w:spacing w:after="64"/>
             </w:pPr>
             <w:r>
@@ -742,6 +539,8 @@
           </w:p>
           <w:p>
             <w:pPr>
+              <w:keepNext/>
+              <w:keepLines/>
               <w:spacing w:after="80"/>
             </w:pPr>
             <w:r>
@@ -759,6 +558,8 @@
           </w:p>
           <w:p>
             <w:pPr>
+              <w:keepNext/>
+              <w:keepLines/>
               <w:spacing w:after="80"/>
             </w:pPr>
             <w:r>
@@ -779,11 +580,15 @@
     </w:tbl>
     <w:p>
       <w:pPr>
+        <w:keepNext/>
+        <w:keepLines/>
         <w:spacing w:after="64"/>
       </w:pPr>
     </w:p>
     <w:p>
       <w:pPr>
+        <w:keepNext/>
+        <w:keepLines/>
         <w:spacing w:after="96"/>
       </w:pPr>
       <w:r>
@@ -846,6 +651,9 @@
         <w:gridCol w:w="5560"/>
       </w:tblGrid>
       <w:tr>
+        <w:trPr>
+          <w:cantSplit/>
+        </w:trPr>
         <w:tc>
           <w:tcPr>
             <w:tcW w:type="dxa" w:w="3800"/>
@@ -866,6 +674,8 @@
           </w:tcPr>
           <w:p>
             <w:pPr>
+              <w:keepNext/>
+              <w:keepLines/>
               <w:spacing w:after="0"/>
             </w:pPr>
             <w:r>
@@ -902,6 +712,8 @@
           </w:tcPr>
           <w:p>
             <w:pPr>
+              <w:keepNext/>
+              <w:keepLines/>
               <w:spacing w:after="0"/>
             </w:pPr>
             <w:r>
@@ -920,6 +732,9 @@
         </w:tc>
       </w:tr>
       <w:tr>
+        <w:trPr>
+          <w:cantSplit/>
+        </w:trPr>
         <w:tc>
           <w:tcPr>
             <w:tcW w:type="dxa" w:w="3800"/>
@@ -939,6 +754,8 @@
           </w:tcPr>
           <w:p>
             <w:pPr>
+              <w:keepNext/>
+              <w:keepLines/>
               <w:spacing w:after="0"/>
             </w:pPr>
             <w:r>
@@ -974,6 +791,8 @@
           </w:tcPr>
           <w:p>
             <w:pPr>
+              <w:keepNext/>
+              <w:keepLines/>
               <w:spacing w:after="0"/>
             </w:pPr>
             <w:r>
@@ -992,6 +811,9 @@
         </w:tc>
       </w:tr>
       <w:tr>
+        <w:trPr>
+          <w:cantSplit/>
+        </w:trPr>
         <w:tc>
           <w:tcPr>
             <w:tcW w:type="dxa" w:w="3800"/>
@@ -1011,6 +833,8 @@
           </w:tcPr>
           <w:p>
             <w:pPr>
+              <w:keepNext/>
+              <w:keepLines/>
               <w:spacing w:after="0"/>
             </w:pPr>
             <w:r>
@@ -1046,6 +870,8 @@
           </w:tcPr>
           <w:p>
             <w:pPr>
+              <w:keepNext/>
+              <w:keepLines/>
               <w:spacing w:after="0"/>
             </w:pPr>
             <w:r>
@@ -1064,6 +890,9 @@
         </w:tc>
       </w:tr>
       <w:tr>
+        <w:trPr>
+          <w:cantSplit/>
+        </w:trPr>
         <w:tc>
           <w:tcPr>
             <w:tcW w:type="dxa" w:w="3800"/>
@@ -1083,6 +912,8 @@
           </w:tcPr>
           <w:p>
             <w:pPr>
+              <w:keepNext/>
+              <w:keepLines/>
               <w:spacing w:after="0"/>
             </w:pPr>
             <w:r>
@@ -1118,6 +949,8 @@
           </w:tcPr>
           <w:p>
             <w:pPr>
+              <w:keepNext/>
+              <w:keepLines/>
               <w:spacing w:after="0"/>
             </w:pPr>
             <w:r>
@@ -1136,6 +969,9 @@
         </w:tc>
       </w:tr>
       <w:tr>
+        <w:trPr>
+          <w:cantSplit/>
+        </w:trPr>
         <w:tc>
           <w:tcPr>
             <w:tcW w:type="dxa" w:w="3800"/>
@@ -1210,67 +1046,30 @@
     </w:tbl>
     <w:p>
       <w:pPr>
-        <w:spacing w:after="80"/>
-      </w:pPr>
-    </w:p>
-    <w:tbl>
-      <w:tblPr>
-        <w:tblW w:type="dxa" w:w="9360"/>
-        <w:tblBorders>
-          <w:top w:val="single" w:color="auto" w:sz="4"/>
-          <w:left w:val="single" w:color="auto" w:sz="4"/>
-          <w:bottom w:val="single" w:color="auto" w:sz="4"/>
-          <w:right w:val="single" w:color="auto" w:sz="4"/>
-          <w:insideH w:val="single" w:color="auto" w:sz="4"/>
-          <w:insideV w:val="single" w:color="auto" w:sz="4"/>
-        </w:tblBorders>
-      </w:tblPr>
-      <w:tblGrid>
-        <w:gridCol w:w="9360"/>
-      </w:tblGrid>
-      <w:tr>
-        <w:tc>
-          <w:tcPr>
-            <w:tcW w:type="dxa" w:w="9360"/>
-            <w:tcBorders>
-              <w:top w:val="single" w:color="000000" w:sz="6"/>
-              <w:left w:val="single" w:color="000000" w:sz="6"/>
-              <w:bottom w:val="single" w:color="000000" w:sz="6"/>
-              <w:right w:val="single" w:color="000000" w:sz="6"/>
-            </w:tcBorders>
-            <w:shd w:fill="D9D9D9" w:val="clear"/>
-            <w:tcMar>
-              <w:top w:type="dxa" w:w="40"/>
-              <w:left w:type="dxa" w:w="80"/>
-              <w:bottom w:type="dxa" w:w="40"/>
-              <w:right w:type="dxa" w:w="80"/>
-            </w:tcMar>
-            <w:vAlign w:val="center"/>
-          </w:tcPr>
-          <w:p>
-            <w:pPr>
-              <w:spacing w:after="0"/>
-            </w:pPr>
-            <w:r>
-              <w:rPr>
-                <w:rFonts w:ascii="Arial" w:cs="Arial" w:eastAsia="Arial" w:hAnsi="Arial"/>
-                <w:b/>
-                <w:bCs/>
-                <w:i w:val="false"/>
-                <w:iCs w:val="false"/>
-                <w:sz w:val="28"/>
-                <w:szCs w:val="28"/>
-              </w:rPr>
-              <w:t xml:space="preserve">PARTIE 2 — Pas-à-pas : la spirale  (séance en groupe)</w:t>
-            </w:r>
-          </w:p>
-        </w:tc>
-      </w:tr>
-    </w:tbl>
-    <w:p>
-      <w:pPr>
-        <w:spacing w:after="64"/>
-      </w:pPr>
+        <w:keepNext/>
+        <w:keepLines/>
+        <w:pBdr>
+          <w:top w:val="single" w:color="000000" w:sz="6" w:space="4"/>
+          <w:left w:val="single" w:color="000000" w:sz="6" w:space="4"/>
+          <w:bottom w:val="single" w:color="000000" w:sz="6" w:space="4"/>
+          <w:right w:val="single" w:color="000000" w:sz="6" w:space="4"/>
+        </w:pBdr>
+        <w:shd w:val="clear" w:color="auto" w:fill="D9D9D9"/>
+        <w:spacing w:before="150" w:after="130"/>
+        <w:ind w:left="0" w:right="1106"/>
+      </w:pPr>
+      <w:r>
+        <w:rPr>
+          <w:rFonts w:ascii="Arial" w:cs="Arial" w:eastAsia="Arial" w:hAnsi="Arial"/>
+          <w:b/>
+          <w:bCs/>
+          <w:i w:val="false"/>
+          <w:iCs w:val="false"/>
+          <w:sz w:val="28"/>
+          <w:szCs w:val="28"/>
+        </w:rPr>
+        <w:t xml:space="preserve">PARTIE 2 — Pas-à-pas : la spirale  (séance en groupe)</w:t>
+      </w:r>
     </w:p>
     <w:tbl>
       <w:tblPr>
@@ -1289,6 +1088,9 @@
         <w:gridCol w:w="8460"/>
       </w:tblGrid>
       <w:tr>
+        <w:trPr>
+          <w:cantSplit/>
+        </w:trPr>
         <w:tc>
           <w:tcPr>
             <w:tcW w:type="dxa" w:w="900"/>
@@ -1309,6 +1111,8 @@
           </w:tcPr>
           <w:p>
             <w:pPr>
+              <w:keepNext/>
+              <w:keepLines/>
               <w:spacing w:after="0"/>
             </w:pPr>
             <w:r>
@@ -1345,6 +1149,8 @@
           </w:tcPr>
           <w:p>
             <w:pPr>
+              <w:keepNext/>
+              <w:keepLines/>
               <w:spacing w:after="0"/>
             </w:pPr>
             <w:r>
@@ -1363,6 +1169,9 @@
         </w:tc>
       </w:tr>
       <w:tr>
+        <w:trPr>
+          <w:cantSplit/>
+        </w:trPr>
         <w:tc>
           <w:tcPr>
             <w:tcW w:type="dxa" w:w="900"/>
@@ -1382,6 +1191,8 @@
           </w:tcPr>
           <w:p>
             <w:pPr>
+              <w:keepNext/>
+              <w:keepLines/>
               <w:spacing w:after="0"/>
             </w:pPr>
             <w:r>
@@ -1417,6 +1228,8 @@
           </w:tcPr>
           <w:p>
             <w:pPr>
+              <w:keepNext/>
+              <w:keepLines/>
               <w:spacing w:after="0"/>
             </w:pPr>
             <w:r>
@@ -1435,6 +1248,9 @@
         </w:tc>
       </w:tr>
       <w:tr>
+        <w:trPr>
+          <w:cantSplit/>
+        </w:trPr>
         <w:tc>
           <w:tcPr>
             <w:tcW w:type="dxa" w:w="900"/>
@@ -1454,6 +1270,8 @@
           </w:tcPr>
           <w:p>
             <w:pPr>
+              <w:keepNext/>
+              <w:keepLines/>
               <w:spacing w:after="0"/>
             </w:pPr>
             <w:r>
@@ -1489,6 +1307,8 @@
           </w:tcPr>
           <w:p>
             <w:pPr>
+              <w:keepNext/>
+              <w:keepLines/>
               <w:spacing w:after="0"/>
             </w:pPr>
             <w:r>
@@ -1507,6 +1327,9 @@
         </w:tc>
       </w:tr>
       <w:tr>
+        <w:trPr>
+          <w:cantSplit/>
+        </w:trPr>
         <w:tc>
           <w:tcPr>
             <w:tcW w:type="dxa" w:w="900"/>
@@ -1526,6 +1349,8 @@
           </w:tcPr>
           <w:p>
             <w:pPr>
+              <w:keepNext/>
+              <w:keepLines/>
               <w:spacing w:after="0"/>
             </w:pPr>
             <w:r>
@@ -1561,6 +1386,8 @@
           </w:tcPr>
           <w:p>
             <w:pPr>
+              <w:keepNext/>
+              <w:keepLines/>
               <w:spacing w:after="0"/>
             </w:pPr>
             <w:r>
@@ -1579,6 +1406,9 @@
         </w:tc>
       </w:tr>
       <w:tr>
+        <w:trPr>
+          <w:cantSplit/>
+        </w:trPr>
         <w:tc>
           <w:tcPr>
             <w:tcW w:type="dxa" w:w="900"/>
@@ -1668,67 +1498,37 @@
         <w:t xml:space="preserve">2a. Avec « ajouter 10 », la spirale devient .....................................................</w:t>
       </w:r>
     </w:p>
-    <w:tbl>
-      <w:tblPr>
-        <w:tblW w:type="dxa" w:w="9360"/>
-        <w:tblBorders>
-          <w:top w:val="single" w:color="auto" w:sz="4"/>
-          <w:left w:val="single" w:color="auto" w:sz="4"/>
-          <w:bottom w:val="single" w:color="auto" w:sz="4"/>
-          <w:right w:val="single" w:color="auto" w:sz="4"/>
-          <w:insideH w:val="single" w:color="auto" w:sz="4"/>
-          <w:insideV w:val="single" w:color="auto" w:sz="4"/>
-        </w:tblBorders>
-      </w:tblPr>
-      <w:tblGrid>
-        <w:gridCol w:w="9360"/>
-      </w:tblGrid>
-      <w:tr>
-        <w:tc>
-          <w:tcPr>
-            <w:tcW w:type="dxa" w:w="9360"/>
-            <w:tcBorders>
-              <w:top w:val="single" w:color="000000" w:sz="6"/>
-              <w:left w:val="single" w:color="000000" w:sz="6"/>
-              <w:bottom w:val="single" w:color="000000" w:sz="6"/>
-              <w:right w:val="single" w:color="000000" w:sz="6"/>
-            </w:tcBorders>
-            <w:shd w:fill="D9D9D9" w:val="clear"/>
-            <w:tcMar>
-              <w:top w:type="dxa" w:w="40"/>
-              <w:left w:type="dxa" w:w="80"/>
-              <w:bottom w:type="dxa" w:w="40"/>
-              <w:right w:type="dxa" w:w="80"/>
-            </w:tcMar>
-            <w:vAlign w:val="center"/>
-          </w:tcPr>
-          <w:p>
-            <w:pPr>
-              <w:spacing w:after="0"/>
-            </w:pPr>
-            <w:r>
-              <w:rPr>
-                <w:rFonts w:ascii="Arial" w:cs="Arial" w:eastAsia="Arial" w:hAnsi="Arial"/>
-                <w:b/>
-                <w:bCs/>
-                <w:i w:val="false"/>
-                <w:iCs w:val="false"/>
-                <w:sz w:val="28"/>
-                <w:szCs w:val="28"/>
-              </w:rPr>
-              <w:t xml:space="preserve">PARTIE 3 — L'événement et la condition : le rebond</w:t>
-            </w:r>
-          </w:p>
-        </w:tc>
-      </w:tr>
-    </w:tbl>
     <w:p>
       <w:pPr>
-        <w:spacing w:after="64"/>
-      </w:pPr>
+        <w:keepNext/>
+        <w:keepLines/>
+        <w:pBdr>
+          <w:top w:val="single" w:color="000000" w:sz="6" w:space="4"/>
+          <w:left w:val="single" w:color="000000" w:sz="6" w:space="4"/>
+          <w:bottom w:val="single" w:color="000000" w:sz="6" w:space="4"/>
+          <w:right w:val="single" w:color="000000" w:sz="6" w:space="4"/>
+        </w:pBdr>
+        <w:shd w:val="clear" w:color="auto" w:fill="D9D9D9"/>
+        <w:spacing w:before="150" w:after="130"/>
+        <w:ind w:left="0" w:right="1106"/>
+      </w:pPr>
+      <w:r>
+        <w:rPr>
+          <w:rFonts w:ascii="Arial" w:cs="Arial" w:eastAsia="Arial" w:hAnsi="Arial"/>
+          <w:b/>
+          <w:bCs/>
+          <w:i w:val="false"/>
+          <w:iCs w:val="false"/>
+          <w:sz w:val="28"/>
+          <w:szCs w:val="28"/>
+        </w:rPr>
+        <w:t xml:space="preserve">PARTIE 3 — L'événement et la condition : le rebond</w:t>
+      </w:r>
     </w:p>
     <w:p>
       <w:pPr>
+        <w:keepNext/>
+        <w:keepLines/>
         <w:spacing w:after="96"/>
       </w:pPr>
       <w:r>
@@ -1859,6 +1659,9 @@
         <w:gridCol w:w="9360"/>
       </w:tblGrid>
       <w:tr>
+        <w:trPr>
+          <w:cantSplit/>
+        </w:trPr>
         <w:tc>
           <w:tcPr>
             <w:tcW w:type="dxa" w:w="9360"/>

--- a/public/2026/seq06/FICHE_S6-A03_Scratch2_5eme.docx
+++ b/public/2026/seq06/FICHE_S6-A03_Scratch2_5eme.docx
@@ -211,32 +211,6 @@
                 <w:szCs w:val="15"/>
               </w:rPr>
               <w:t xml:space="preserve">ACTIVITÉ N°03</w:t>
-            </w:r>
-          </w:p>
-          <w:p>
-            <w:pPr>
-              <w:spacing w:after="0"/>
-            </w:pPr>
-            <w:r>
-              <w:rPr>
-                <w:rFonts w:ascii="Arial" w:cs="Arial" w:eastAsia="Arial" w:hAnsi="Arial"/>
-                <w:sz w:val="14"/>
-                <w:szCs w:val="14"/>
-              </w:rPr>
-              <w:t xml:space="preserve">NOM : ..............................</w:t>
-            </w:r>
-          </w:p>
-          <w:p>
-            <w:pPr>
-              <w:spacing w:after="0"/>
-            </w:pPr>
-            <w:r>
-              <w:rPr>
-                <w:rFonts w:ascii="Arial" w:cs="Arial" w:eastAsia="Arial" w:hAnsi="Arial"/>
-                <w:sz w:val="14"/>
-                <w:szCs w:val="14"/>
-              </w:rPr>
-              <w:t xml:space="preserve">PRÉNOM : .........................</w:t>
             </w:r>
           </w:p>
         </w:tc>

--- a/public/2026/seq06/FICHE_S6-A03_Scratch2_5eme.docx
+++ b/public/2026/seq06/FICHE_S6-A03_Scratch2_5eme.docx
@@ -515,38 +515,38 @@
             <w:pPr>
               <w:keepNext/>
               <w:keepLines/>
-              <w:spacing w:after="80"/>
-            </w:pPr>
-            <w:r>
-              <w:rPr>
-                <w:rFonts w:ascii="Arial" w:cs="Arial" w:eastAsia="Arial" w:hAnsi="Arial"/>
-                <w:b w:val="false"/>
-                <w:bCs w:val="false"/>
-                <w:i w:val="false"/>
-                <w:iCs w:val="false"/>
-                <w:sz w:val="24"/>
-                <w:szCs w:val="24"/>
-              </w:rPr>
-              <w:t xml:space="preserve">.........................................................................</w:t>
-            </w:r>
-          </w:p>
-          <w:p>
-            <w:pPr>
-              <w:keepNext/>
-              <w:keepLines/>
-              <w:spacing w:after="80"/>
-            </w:pPr>
-            <w:r>
-              <w:rPr>
-                <w:rFonts w:ascii="Arial" w:cs="Arial" w:eastAsia="Arial" w:hAnsi="Arial"/>
-                <w:b w:val="false"/>
-                <w:bCs w:val="false"/>
-                <w:i w:val="false"/>
-                <w:iCs w:val="false"/>
-                <w:sz w:val="24"/>
-                <w:szCs w:val="24"/>
-              </w:rPr>
-              <w:t xml:space="preserve">.........................................................................</w:t>
+              <w:spacing w:after="230"/>
+            </w:pPr>
+            <w:r>
+              <w:rPr>
+                <w:rFonts w:ascii="Arial" w:cs="Arial" w:eastAsia="Arial" w:hAnsi="Arial"/>
+                <w:b w:val="false"/>
+                <w:bCs w:val="false"/>
+                <w:i w:val="false"/>
+                <w:iCs w:val="false"/>
+                <w:sz w:val="24"/>
+                <w:szCs w:val="24"/>
+              </w:rPr>
+              <w:t xml:space="preserve">......................................................................................................................................................</w:t>
+            </w:r>
+          </w:p>
+          <w:p>
+            <w:pPr>
+              <w:keepNext/>
+              <w:keepLines/>
+              <w:spacing w:after="230"/>
+            </w:pPr>
+            <w:r>
+              <w:rPr>
+                <w:rFonts w:ascii="Arial" w:cs="Arial" w:eastAsia="Arial" w:hAnsi="Arial"/>
+                <w:b w:val="false"/>
+                <w:bCs w:val="false"/>
+                <w:i w:val="false"/>
+                <w:iCs w:val="false"/>
+                <w:sz w:val="24"/>
+                <w:szCs w:val="24"/>
+              </w:rPr>
+              <w:t xml:space="preserve">......................................................................................................................................................</w:t>
             </w:r>
           </w:p>
         </w:tc>
@@ -846,19 +846,19 @@
             <w:pPr>
               <w:keepNext/>
               <w:keepLines/>
-              <w:spacing w:after="0"/>
-            </w:pPr>
-            <w:r>
-              <w:rPr>
-                <w:rFonts w:ascii="Arial" w:cs="Arial" w:eastAsia="Arial" w:hAnsi="Arial"/>
-                <w:b w:val="false"/>
-                <w:bCs w:val="false"/>
-                <w:i w:val="false"/>
-                <w:iCs w:val="false"/>
-                <w:sz w:val="24"/>
-                <w:szCs w:val="24"/>
-              </w:rPr>
-              <w:t xml:space="preserve">......</w:t>
+              <w:spacing w:after="230"/>
+            </w:pPr>
+            <w:r>
+              <w:rPr>
+                <w:rFonts w:ascii="Arial" w:cs="Arial" w:eastAsia="Arial" w:hAnsi="Arial"/>
+                <w:b w:val="false"/>
+                <w:bCs w:val="false"/>
+                <w:i w:val="false"/>
+                <w:iCs w:val="false"/>
+                <w:sz w:val="24"/>
+                <w:szCs w:val="24"/>
+              </w:rPr>
+              <w:t xml:space="preserve">......................................................................................................................................................</w:t>
             </w:r>
           </w:p>
         </w:tc>
@@ -925,19 +925,19 @@
             <w:pPr>
               <w:keepNext/>
               <w:keepLines/>
-              <w:spacing w:after="0"/>
-            </w:pPr>
-            <w:r>
-              <w:rPr>
-                <w:rFonts w:ascii="Arial" w:cs="Arial" w:eastAsia="Arial" w:hAnsi="Arial"/>
-                <w:b w:val="false"/>
-                <w:bCs w:val="false"/>
-                <w:i w:val="false"/>
-                <w:iCs w:val="false"/>
-                <w:sz w:val="24"/>
-                <w:szCs w:val="24"/>
-              </w:rPr>
-              <w:t xml:space="preserve">......</w:t>
+              <w:spacing w:after="230"/>
+            </w:pPr>
+            <w:r>
+              <w:rPr>
+                <w:rFonts w:ascii="Arial" w:cs="Arial" w:eastAsia="Arial" w:hAnsi="Arial"/>
+                <w:b w:val="false"/>
+                <w:bCs w:val="false"/>
+                <w:i w:val="false"/>
+                <w:iCs w:val="false"/>
+                <w:sz w:val="24"/>
+                <w:szCs w:val="24"/>
+              </w:rPr>
+              <w:t xml:space="preserve">......................................................................................................................................................</w:t>
             </w:r>
           </w:p>
         </w:tc>
@@ -1000,19 +1000,19 @@
           </w:tcPr>
           <w:p>
             <w:pPr>
-              <w:spacing w:after="0"/>
-            </w:pPr>
-            <w:r>
-              <w:rPr>
-                <w:rFonts w:ascii="Arial" w:cs="Arial" w:eastAsia="Arial" w:hAnsi="Arial"/>
-                <w:b w:val="false"/>
-                <w:bCs w:val="false"/>
-                <w:i w:val="false"/>
-                <w:iCs w:val="false"/>
-                <w:sz w:val="24"/>
-                <w:szCs w:val="24"/>
-              </w:rPr>
-              <w:t xml:space="preserve">......</w:t>
+              <w:spacing w:after="230"/>
+            </w:pPr>
+            <w:r>
+              <w:rPr>
+                <w:rFonts w:ascii="Arial" w:cs="Arial" w:eastAsia="Arial" w:hAnsi="Arial"/>
+                <w:b w:val="false"/>
+                <w:bCs w:val="false"/>
+                <w:i w:val="false"/>
+                <w:iCs w:val="false"/>
+                <w:sz w:val="24"/>
+                <w:szCs w:val="24"/>
+              </w:rPr>
+              <w:t xml:space="preserve">......................................................................................................................................................</w:t>
             </w:r>
           </w:p>
         </w:tc>
@@ -1457,7 +1457,7 @@
     </w:tbl>
     <w:p>
       <w:pPr>
-        <w:spacing w:after="64" w:before="50"/>
+        <w:spacing w:after="230" w:before="50"/>
       </w:pPr>
       <w:r>
         <w:rPr>
@@ -1469,7 +1469,7 @@
           <w:sz w:val="24"/>
           <w:szCs w:val="24"/>
         </w:rPr>
-        <w:t xml:space="preserve">2a. Avec « ajouter 10 », la spirale devient .....................................................</w:t>
+        <w:t xml:space="preserve">2a. Avec « ajouter 10 », la spirale devient ...................................................................................</w:t>
       </w:r>
     </w:p>
     <w:p>
@@ -1532,7 +1532,7 @@
     </w:p>
     <w:p>
       <w:pPr>
-        <w:spacing w:after="48"/>
+        <w:spacing w:after="230"/>
       </w:pPr>
       <w:r>
         <w:rPr>
@@ -1544,12 +1544,12 @@
           <w:sz w:val="24"/>
           <w:szCs w:val="24"/>
         </w:rPr>
-        <w:t xml:space="preserve">3a. Un ÉVÉNEMENT déclenche un script. Cite les 2 événements de ton programme : .............................</w:t>
+        <w:t xml:space="preserve">3a. Un ÉVÉNEMENT déclenche un script. Cite les 2 événements de ton programme : .............</w:t>
       </w:r>
     </w:p>
     <w:p>
       <w:pPr>
-        <w:spacing w:after="96"/>
+        <w:spacing w:after="230"/>
       </w:pPr>
       <w:r>
         <w:rPr>
@@ -1561,7 +1561,7 @@
           <w:sz w:val="24"/>
           <w:szCs w:val="24"/>
         </w:rPr>
-        <w:t xml:space="preserve">.............................................................................</w:t>
+        <w:t xml:space="preserve">......................................................................................................................................................</w:t>
       </w:r>
     </w:p>
     <w:p>

--- a/public/2026/seq06/FICHE_S6-A03_Scratch2_5eme.docx
+++ b/public/2026/seq06/FICHE_S6-A03_Scratch2_5eme.docx
@@ -348,6 +348,30 @@
     <w:p>
       <w:pPr>
         <w:keepNext/>
+        <w:spacing w:after="128"/>
+      </w:pPr>
+      <w:r>
+        <w:rPr>
+          <w:rFonts w:ascii="Arial" w:cs="Arial" w:eastAsia="Arial" w:hAnsi="Arial"/>
+          <w:sz w:val="24"/>
+          <w:szCs w:val="24"/>
+          <w:b/>
+          <w:bCs/>
+        </w:rPr>
+        <w:t xml:space="preserve">OBJECTIF — </w:t>
+      </w:r>
+      <w:r>
+        <w:rPr>
+          <w:rFonts w:ascii="Arial" w:cs="Arial" w:eastAsia="Arial" w:hAnsi="Arial"/>
+          <w:sz w:val="24"/>
+          <w:szCs w:val="24"/>
+        </w:rPr>
+        <w:t xml:space="preserve">Tu sauras créer une variable et la faire évoluer pour dessiner une spirale.</w:t>
+      </w:r>
+    </w:p>
+    <w:p>
+      <w:pPr>
+        <w:keepNext/>
         <w:keepLines/>
         <w:spacing w:after="128"/>
       </w:pPr>
@@ -527,7 +551,7 @@
                 <w:sz w:val="24"/>
                 <w:szCs w:val="24"/>
               </w:rPr>
-              <w:t xml:space="preserve">......................................................................................................................................................</w:t>
+              <w:t xml:space="preserve">...................................................................................................................................</w:t>
             </w:r>
           </w:p>
           <w:p>
@@ -546,7 +570,7 @@
                 <w:sz w:val="24"/>
                 <w:szCs w:val="24"/>
               </w:rPr>
-              <w:t xml:space="preserve">......................................................................................................................................................</w:t>
+              <w:t xml:space="preserve">...................................................................................................................................</w:t>
             </w:r>
           </w:p>
         </w:tc>
@@ -858,7 +882,7 @@
                 <w:sz w:val="24"/>
                 <w:szCs w:val="24"/>
               </w:rPr>
-              <w:t xml:space="preserve">......................................................................................................................................................</w:t>
+              <w:t xml:space="preserve">............................................................................</w:t>
             </w:r>
           </w:p>
         </w:tc>
@@ -937,7 +961,7 @@
                 <w:sz w:val="24"/>
                 <w:szCs w:val="24"/>
               </w:rPr>
-              <w:t xml:space="preserve">......................................................................................................................................................</w:t>
+              <w:t xml:space="preserve">............................................................................</w:t>
             </w:r>
           </w:p>
         </w:tc>
@@ -1012,7 +1036,7 @@
                 <w:sz w:val="24"/>
                 <w:szCs w:val="24"/>
               </w:rPr>
-              <w:t xml:space="preserve">......................................................................................................................................................</w:t>
+              <w:t xml:space="preserve">............................................................................</w:t>
             </w:r>
           </w:p>
         </w:tc>

--- a/public/2026/seq06/FICHE_S6-A03_Scratch2_5eme.docx
+++ b/public/2026/seq06/FICHE_S6-A03_Scratch2_5eme.docx
@@ -453,6 +453,52 @@
         </w:tc>
       </w:tr>
     </w:tbl>
+    <w:p>
+      <w:pPr>
+        <w:keepNext/>
+        <w:pBdr>
+          <w:top w:val="single" w:sz="6" w:space="2" w:color="D9D9D9"/>
+          <w:left w:val="single" w:sz="6" w:space="2" w:color="D9D9D9"/>
+          <w:bottom w:val="single" w:sz="6" w:space="2" w:color="D9D9D9"/>
+          <w:right w:val="single" w:sz="6" w:space="2" w:color="D9D9D9"/>
+        </w:pBdr>
+        <w:shd w:val="clear" w:color="auto" w:fill="F2F2F2"/>
+        <w:spacing w:before="80" w:after="120"/>
+        <w:ind w:left="60" w:right="60"/>
+      </w:pPr>
+      <w:r>
+        <w:rPr>
+          <w:rFonts w:ascii="Arial" w:cs="Arial" w:eastAsia="Arial" w:hAnsi="Arial"/>
+          <w:b/>
+          <w:bCs/>
+          <w:sz w:val="24"/>
+          <w:szCs w:val="24"/>
+        </w:rPr>
+        <w:t xml:space="preserve">RESSOURCE 1 — Scratch</w:t>
+      </w:r>
+      <w:r>
+        <w:rPr>
+          <w:rFonts w:ascii="Arial" w:cs="Arial" w:eastAsia="Arial" w:hAnsi="Arial"/>
+          <w:sz w:val="24"/>
+          <w:szCs w:val="24"/>
+        </w:rPr>
+        <w:t xml:space="preserve"> · MIT · rien à installer</w:t>
+      </w:r>
+      <w:r>
+        <w:rPr>
+          <w:rFonts w:ascii="Arial" w:cs="Arial" w:eastAsia="Arial" w:hAnsi="Arial"/>
+        </w:rPr>
+        <w:br/>
+      </w:r>
+      <w:r>
+        <w:rPr>
+          <w:rFonts w:ascii="Arial" w:cs="Arial" w:eastAsia="Arial" w:hAnsi="Arial"/>
+          <w:sz w:val="22"/>
+          <w:szCs w:val="22"/>
+        </w:rPr>
+        <w:t xml:space="preserve">→ scratch.mit.edu</w:t>
+      </w:r>
+    </w:p>
     <w:p>
       <w:pPr>
         <w:keepNext/>
